--- a/03-peft-framework/notes/alignment.docx
+++ b/03-peft-framework/notes/alignment.docx
@@ -3074,6 +3074,621 @@
         <w:t>——没有绝对最优，只有和数据、资源、稳定性约束最匹配的那个。</w:t>
       </w:r>
     </w:p>
+    <w:p>
+      <w:pPr>
+        <w:pStyle w:val="Heading2"/>
+        <w:spacing w:before="200" w:after="80"/>
+      </w:pPr>
+      <w:r>
+        <w:rPr>
+          <w:rFonts w:ascii="Times New Roman" w:hAnsi="Times New Roman" w:eastAsia="微软雅黑"/>
+          <w:b/>
+          <w:i w:val="0"/>
+          <w:color w:val="1F3964"/>
+          <w:sz w:val="32"/>
+        </w:rPr>
+        <w:t>9. 实测对照：SFT vs DPO（本仓库已复现）</w:t>
+      </w:r>
+    </w:p>
+    <w:p>
+      <w:pPr>
+        <w:spacing w:line="348" w:lineRule="auto"/>
+      </w:pPr>
+      <w:r>
+        <w:rPr>
+          <w:rFonts w:ascii="Times New Roman" w:hAnsi="Times New Roman" w:eastAsia="宋体"/>
+          <w:b w:val="0"/>
+          <w:i w:val="0"/>
+          <w:sz w:val="22"/>
+        </w:rPr>
+        <w:t xml:space="preserve">在 RTX 3080 Ti(12G) + Qwen2.5-0.5B 上，用同一套 LoRA(r8/a16)、全局 batch16、bf16、seed42 实测了 SFT 与 DPO 两个阶段；完整配置、原始日志与奖励曲线见 </w:t>
+      </w:r>
+      <w:r>
+        <w:rPr>
+          <w:rFonts w:ascii="Times New Roman" w:hAnsi="Times New Roman" w:eastAsia="宋体"/>
+          <w:b w:val="0"/>
+          <w:i w:val="0"/>
+          <w:color w:val="1155CC"/>
+          <w:sz w:val="22"/>
+        </w:rPr>
+        <w:t>../experiments/align_lab/</w:t>
+      </w:r>
+      <w:r>
+        <w:rPr>
+          <w:rFonts w:ascii="Times New Roman" w:hAnsi="Times New Roman" w:eastAsia="宋体"/>
+          <w:b w:val="0"/>
+          <w:i w:val="0"/>
+          <w:sz w:val="22"/>
+        </w:rPr>
+        <w:t xml:space="preserve">，汇总数字见 </w:t>
+      </w:r>
+      <w:r>
+        <w:rPr>
+          <w:rFonts w:ascii="Times New Roman" w:hAnsi="Times New Roman" w:eastAsia="宋体"/>
+          <w:b w:val="0"/>
+          <w:i w:val="0"/>
+          <w:color w:val="1155CC"/>
+          <w:sz w:val="22"/>
+        </w:rPr>
+        <w:t>../experiments/alignment_compare.csv</w:t>
+      </w:r>
+      <w:r>
+        <w:rPr>
+          <w:rFonts w:ascii="Times New Roman" w:hAnsi="Times New Roman" w:eastAsia="宋体"/>
+          <w:b w:val="0"/>
+          <w:i w:val="0"/>
+          <w:sz w:val="22"/>
+        </w:rPr>
+        <w:t>。</w:t>
+      </w:r>
+    </w:p>
+    <w:tbl>
+      <w:tblPr>
+        <w:tblStyle w:val="TableGrid"/>
+        <w:tblW w:type="auto" w:w="0"/>
+        <w:tblLayout w:type="autofit"/>
+        <w:tblLook w:firstColumn="1" w:firstRow="1" w:lastColumn="0" w:lastRow="0" w:noHBand="0" w:noVBand="1" w:val="04A0"/>
+      </w:tblPr>
+      <w:tblGrid>
+        <w:gridCol w:w="2880"/>
+        <w:gridCol w:w="2880"/>
+        <w:gridCol w:w="2880"/>
+      </w:tblGrid>
+      <w:tr>
+        <w:tc>
+          <w:tcPr>
+            <w:tcW w:type="dxa" w:w="2880"/>
+            <w:shd w:val="clear" w:color="auto" w:fill="E8EDF7"/>
+          </w:tcPr>
+          <w:p>
+            <w:pPr>
+              <w:spacing w:line="264" w:lineRule="auto"/>
+            </w:pPr>
+            <w:r>
+              <w:rPr>
+                <w:rFonts w:ascii="Times New Roman" w:hAnsi="Times New Roman" w:eastAsia="微软雅黑"/>
+                <w:b/>
+                <w:i w:val="0"/>
+                <w:sz w:val="20"/>
+              </w:rPr>
+              <w:t>维度</w:t>
+            </w:r>
+          </w:p>
+        </w:tc>
+        <w:tc>
+          <w:tcPr>
+            <w:tcW w:type="dxa" w:w="2880"/>
+            <w:shd w:val="clear" w:color="auto" w:fill="E8EDF7"/>
+          </w:tcPr>
+          <w:p>
+            <w:pPr>
+              <w:spacing w:line="264" w:lineRule="auto"/>
+            </w:pPr>
+            <w:r>
+              <w:rPr>
+                <w:rFonts w:ascii="Times New Roman" w:hAnsi="Times New Roman" w:eastAsia="微软雅黑"/>
+                <w:b/>
+                <w:i w:val="0"/>
+                <w:sz w:val="20"/>
+              </w:rPr>
+              <w:t>SFT(LoRA)</w:t>
+            </w:r>
+          </w:p>
+        </w:tc>
+        <w:tc>
+          <w:tcPr>
+            <w:tcW w:type="dxa" w:w="2880"/>
+            <w:shd w:val="clear" w:color="auto" w:fill="E8EDF7"/>
+          </w:tcPr>
+          <w:p>
+            <w:pPr>
+              <w:spacing w:line="264" w:lineRule="auto"/>
+            </w:pPr>
+            <w:r>
+              <w:rPr>
+                <w:rFonts w:ascii="Times New Roman" w:hAnsi="Times New Roman" w:eastAsia="微软雅黑"/>
+                <w:b/>
+                <w:i w:val="0"/>
+                <w:sz w:val="20"/>
+              </w:rPr>
+              <w:t>DPO(LoRA)</w:t>
+            </w:r>
+          </w:p>
+        </w:tc>
+      </w:tr>
+      <w:tr>
+        <w:tc>
+          <w:tcPr>
+            <w:tcW w:type="dxa" w:w="2880"/>
+          </w:tcPr>
+          <w:p>
+            <w:pPr>
+              <w:spacing w:line="264" w:lineRule="auto"/>
+            </w:pPr>
+            <w:r>
+              <w:rPr>
+                <w:rFonts w:ascii="Times New Roman" w:hAnsi="Times New Roman" w:eastAsia="宋体"/>
+                <w:b w:val="0"/>
+                <w:i w:val="0"/>
+                <w:sz w:val="20"/>
+              </w:rPr>
+              <w:t>需要 reference</w:t>
+            </w:r>
+          </w:p>
+        </w:tc>
+        <w:tc>
+          <w:tcPr>
+            <w:tcW w:type="dxa" w:w="2880"/>
+          </w:tcPr>
+          <w:p>
+            <w:pPr>
+              <w:spacing w:line="264" w:lineRule="auto"/>
+            </w:pPr>
+            <w:r>
+              <w:rPr>
+                <w:rFonts w:ascii="Times New Roman" w:hAnsi="Times New Roman" w:eastAsia="宋体"/>
+                <w:b w:val="0"/>
+                <w:i w:val="0"/>
+                <w:sz w:val="20"/>
+              </w:rPr>
+              <w:t>否</w:t>
+            </w:r>
+          </w:p>
+        </w:tc>
+        <w:tc>
+          <w:tcPr>
+            <w:tcW w:type="dxa" w:w="2880"/>
+          </w:tcPr>
+          <w:p>
+            <w:pPr>
+              <w:spacing w:line="264" w:lineRule="auto"/>
+            </w:pPr>
+            <w:r>
+              <w:rPr>
+                <w:rFonts w:ascii="Times New Roman" w:hAnsi="Times New Roman" w:eastAsia="宋体"/>
+                <w:b w:val="0"/>
+                <w:i w:val="0"/>
+                <w:sz w:val="20"/>
+              </w:rPr>
+              <w:t>是（LoRA 下用"关掉 adapter 的基座"隐式充当）</w:t>
+            </w:r>
+          </w:p>
+        </w:tc>
+      </w:tr>
+      <w:tr>
+        <w:tc>
+          <w:tcPr>
+            <w:tcW w:type="dxa" w:w="2880"/>
+          </w:tcPr>
+          <w:p>
+            <w:pPr>
+              <w:spacing w:line="264" w:lineRule="auto"/>
+            </w:pPr>
+            <w:r>
+              <w:rPr>
+                <w:rFonts w:ascii="Times New Roman" w:hAnsi="Times New Roman" w:eastAsia="宋体"/>
+                <w:b w:val="0"/>
+                <w:i w:val="0"/>
+                <w:sz w:val="20"/>
+              </w:rPr>
+              <w:t>数据</w:t>
+            </w:r>
+          </w:p>
+        </w:tc>
+        <w:tc>
+          <w:tcPr>
+            <w:tcW w:type="dxa" w:w="2880"/>
+          </w:tcPr>
+          <w:p>
+            <w:pPr>
+              <w:spacing w:line="264" w:lineRule="auto"/>
+            </w:pPr>
+            <w:r>
+              <w:rPr>
+                <w:rFonts w:ascii="Times New Roman" w:hAnsi="Times New Roman" w:eastAsia="宋体"/>
+                <w:b w:val="0"/>
+                <w:i w:val="0"/>
+                <w:sz w:val="20"/>
+              </w:rPr>
+              <w:t>指令-回答</w:t>
+            </w:r>
+          </w:p>
+        </w:tc>
+        <w:tc>
+          <w:tcPr>
+            <w:tcW w:type="dxa" w:w="2880"/>
+          </w:tcPr>
+          <w:p>
+            <w:pPr>
+              <w:spacing w:line="264" w:lineRule="auto"/>
+            </w:pPr>
+            <w:r>
+              <w:rPr>
+                <w:rFonts w:ascii="Times New Roman" w:hAnsi="Times New Roman" w:eastAsia="宋体"/>
+                <w:b w:val="0"/>
+                <w:i w:val="0"/>
+                <w:sz w:val="20"/>
+              </w:rPr>
+              <w:t>chosen/rejected 偏好对</w:t>
+            </w:r>
+          </w:p>
+        </w:tc>
+      </w:tr>
+      <w:tr>
+        <w:tc>
+          <w:tcPr>
+            <w:tcW w:type="dxa" w:w="2880"/>
+          </w:tcPr>
+          <w:p>
+            <w:pPr>
+              <w:spacing w:line="264" w:lineRule="auto"/>
+            </w:pPr>
+            <w:r>
+              <w:rPr>
+                <w:rFonts w:ascii="Times New Roman" w:hAnsi="Times New Roman" w:eastAsia="宋体"/>
+                <w:b w:val="0"/>
+                <w:i w:val="0"/>
+                <w:sz w:val="20"/>
+              </w:rPr>
+              <w:t>显存峰值</w:t>
+            </w:r>
+          </w:p>
+        </w:tc>
+        <w:tc>
+          <w:tcPr>
+            <w:tcW w:type="dxa" w:w="2880"/>
+          </w:tcPr>
+          <w:p>
+            <w:pPr>
+              <w:spacing w:line="264" w:lineRule="auto"/>
+            </w:pPr>
+            <w:r>
+              <w:rPr>
+                <w:rFonts w:ascii="Times New Roman" w:hAnsi="Times New Roman" w:eastAsia="宋体"/>
+                <w:b w:val="0"/>
+                <w:i w:val="0"/>
+                <w:sz w:val="20"/>
+              </w:rPr>
+              <w:t>3699 MB</w:t>
+            </w:r>
+          </w:p>
+        </w:tc>
+        <w:tc>
+          <w:tcPr>
+            <w:tcW w:type="dxa" w:w="2880"/>
+          </w:tcPr>
+          <w:p>
+            <w:pPr>
+              <w:spacing w:line="264" w:lineRule="auto"/>
+            </w:pPr>
+            <w:r>
+              <w:rPr>
+                <w:rFonts w:ascii="Times New Roman" w:hAnsi="Times New Roman" w:eastAsia="宋体"/>
+                <w:b w:val="0"/>
+                <w:i w:val="0"/>
+                <w:sz w:val="20"/>
+              </w:rPr>
+              <w:t>8333 MB</w:t>
+            </w:r>
+          </w:p>
+        </w:tc>
+      </w:tr>
+      <w:tr>
+        <w:tc>
+          <w:tcPr>
+            <w:tcW w:type="dxa" w:w="2880"/>
+          </w:tcPr>
+          <w:p>
+            <w:pPr>
+              <w:spacing w:line="264" w:lineRule="auto"/>
+            </w:pPr>
+            <w:r>
+              <w:rPr>
+                <w:rFonts w:ascii="Times New Roman" w:hAnsi="Times New Roman" w:eastAsia="宋体"/>
+                <w:b w:val="0"/>
+                <w:i w:val="0"/>
+                <w:sz w:val="20"/>
+              </w:rPr>
+              <w:t>纯训练时长</w:t>
+            </w:r>
+          </w:p>
+        </w:tc>
+        <w:tc>
+          <w:tcPr>
+            <w:tcW w:type="dxa" w:w="2880"/>
+          </w:tcPr>
+          <w:p>
+            <w:pPr>
+              <w:spacing w:line="264" w:lineRule="auto"/>
+            </w:pPr>
+            <w:r>
+              <w:rPr>
+                <w:rFonts w:ascii="Times New Roman" w:hAnsi="Times New Roman" w:eastAsia="宋体"/>
+                <w:b w:val="0"/>
+                <w:i w:val="0"/>
+                <w:sz w:val="20"/>
+              </w:rPr>
+              <w:t>7.61 min</w:t>
+            </w:r>
+          </w:p>
+        </w:tc>
+        <w:tc>
+          <w:tcPr>
+            <w:tcW w:type="dxa" w:w="2880"/>
+          </w:tcPr>
+          <w:p>
+            <w:pPr>
+              <w:spacing w:line="264" w:lineRule="auto"/>
+            </w:pPr>
+            <w:r>
+              <w:rPr>
+                <w:rFonts w:ascii="Times New Roman" w:hAnsi="Times New Roman" w:eastAsia="宋体"/>
+                <w:b w:val="0"/>
+                <w:i w:val="0"/>
+                <w:sz w:val="20"/>
+              </w:rPr>
+              <w:t>13.81 min</w:t>
+            </w:r>
+          </w:p>
+        </w:tc>
+      </w:tr>
+      <w:tr>
+        <w:tc>
+          <w:tcPr>
+            <w:tcW w:type="dxa" w:w="2880"/>
+          </w:tcPr>
+          <w:p>
+            <w:pPr>
+              <w:spacing w:line="264" w:lineRule="auto"/>
+            </w:pPr>
+            <w:r>
+              <w:rPr>
+                <w:rFonts w:ascii="Times New Roman" w:hAnsi="Times New Roman" w:eastAsia="宋体"/>
+                <w:b w:val="0"/>
+                <w:i w:val="0"/>
+                <w:sz w:val="20"/>
+              </w:rPr>
+              <w:t>最终 loss</w:t>
+            </w:r>
+          </w:p>
+        </w:tc>
+        <w:tc>
+          <w:tcPr>
+            <w:tcW w:type="dxa" w:w="2880"/>
+          </w:tcPr>
+          <w:p>
+            <w:pPr>
+              <w:spacing w:line="264" w:lineRule="auto"/>
+            </w:pPr>
+            <w:r>
+              <w:rPr>
+                <w:rFonts w:ascii="Times New Roman" w:hAnsi="Times New Roman" w:eastAsia="宋体"/>
+                <w:b w:val="0"/>
+                <w:i w:val="0"/>
+                <w:sz w:val="20"/>
+              </w:rPr>
+              <w:t>1.8400（交叉熵）</w:t>
+            </w:r>
+          </w:p>
+        </w:tc>
+        <w:tc>
+          <w:tcPr>
+            <w:tcW w:type="dxa" w:w="2880"/>
+          </w:tcPr>
+          <w:p>
+            <w:pPr>
+              <w:spacing w:line="264" w:lineRule="auto"/>
+            </w:pPr>
+            <w:r>
+              <w:rPr>
+                <w:rFonts w:ascii="Times New Roman" w:hAnsi="Times New Roman" w:eastAsia="宋体"/>
+                <w:b w:val="0"/>
+                <w:i w:val="0"/>
+                <w:sz w:val="20"/>
+              </w:rPr>
+              <w:t>0.2816（DPO，从 0.693 起步）</w:t>
+            </w:r>
+          </w:p>
+        </w:tc>
+      </w:tr>
+      <w:tr>
+        <w:tc>
+          <w:tcPr>
+            <w:tcW w:type="dxa" w:w="2880"/>
+          </w:tcPr>
+          <w:p>
+            <w:pPr>
+              <w:spacing w:line="264" w:lineRule="auto"/>
+            </w:pPr>
+            <w:r>
+              <w:rPr>
+                <w:rFonts w:ascii="Times New Roman" w:hAnsi="Times New Roman" w:eastAsia="宋体"/>
+                <w:b w:val="0"/>
+                <w:i w:val="0"/>
+                <w:sz w:val="20"/>
+              </w:rPr>
+              <w:t>评测</w:t>
+            </w:r>
+          </w:p>
+        </w:tc>
+        <w:tc>
+          <w:tcPr>
+            <w:tcW w:type="dxa" w:w="2880"/>
+          </w:tcPr>
+          <w:p>
+            <w:pPr>
+              <w:spacing w:line="264" w:lineRule="auto"/>
+            </w:pPr>
+            <w:r>
+              <w:rPr>
+                <w:rFonts w:ascii="Times New Roman" w:hAnsi="Times New Roman" w:eastAsia="宋体"/>
+                <w:b w:val="0"/>
+                <w:i w:val="0"/>
+                <w:sz w:val="20"/>
+              </w:rPr>
+              <w:t>eval_loss 2.0067</w:t>
+            </w:r>
+          </w:p>
+        </w:tc>
+        <w:tc>
+          <w:tcPr>
+            <w:tcW w:type="dxa" w:w="2880"/>
+          </w:tcPr>
+          <w:p>
+            <w:pPr>
+              <w:spacing w:line="264" w:lineRule="auto"/>
+            </w:pPr>
+            <w:r>
+              <w:rPr>
+                <w:rFonts w:ascii="Times New Roman" w:hAnsi="Times New Roman" w:eastAsia="宋体"/>
+                <w:b w:val="0"/>
+                <w:i w:val="0"/>
+                <w:sz w:val="20"/>
+              </w:rPr>
+              <w:t>偏好准确率 1.0；chosen +0.84 / rejected −1.96 / margin 2.80</w:t>
+            </w:r>
+          </w:p>
+        </w:tc>
+      </w:tr>
+    </w:tbl>
+    <w:p>
+      <w:pPr>
+        <w:spacing w:after="40"/>
+      </w:pPr>
+    </w:p>
+    <w:p>
+      <w:pPr>
+        <w:spacing w:line="348" w:lineRule="auto"/>
+      </w:pPr>
+      <w:r>
+        <w:rPr>
+          <w:rFonts w:ascii="Times New Roman" w:hAnsi="Times New Roman" w:eastAsia="宋体"/>
+          <w:b w:val="0"/>
+          <w:i w:val="0"/>
+          <w:sz w:val="22"/>
+        </w:rPr>
+        <w:t>三个最值得记住的实测结论：</w:t>
+      </w:r>
+    </w:p>
+    <w:p>
+      <w:pPr>
+        <w:spacing w:line="324" w:lineRule="auto" w:after="40"/>
+        <w:ind w:left="280"/>
+      </w:pPr>
+      <w:r>
+        <w:rPr>
+          <w:rFonts w:ascii="Times New Roman" w:hAnsi="Times New Roman" w:eastAsia="宋体"/>
+          <w:b w:val="0"/>
+          <w:i w:val="0"/>
+          <w:sz w:val="22"/>
+        </w:rPr>
+        <w:t xml:space="preserve">1. </w:t>
+      </w:r>
+      <w:r>
+        <w:rPr>
+          <w:rFonts w:ascii="Times New Roman" w:hAnsi="Times New Roman" w:eastAsia="宋体"/>
+          <w:b/>
+          <w:i w:val="0"/>
+          <w:sz w:val="22"/>
+        </w:rPr>
+        <w:t>DPO loss 第一步 ≈ 0.693 = −ln2</w:t>
+      </w:r>
+      <w:r>
+        <w:rPr>
+          <w:rFonts w:ascii="Times New Roman" w:hAnsi="Times New Roman" w:eastAsia="宋体"/>
+          <w:b w:val="0"/>
+          <w:i w:val="0"/>
+          <w:sz w:val="22"/>
+        </w:rPr>
+        <w:t>：此刻 policy 与 reference 完全相同、sigmoid 输入为 0，这是判断 DPO 是否正确启动的信号，随后 loss 降到 0.28。</w:t>
+      </w:r>
+    </w:p>
+    <w:p>
+      <w:pPr>
+        <w:spacing w:line="324" w:lineRule="auto" w:after="40"/>
+        <w:ind w:left="280"/>
+      </w:pPr>
+      <w:r>
+        <w:rPr>
+          <w:rFonts w:ascii="Times New Roman" w:hAnsi="Times New Roman" w:eastAsia="宋体"/>
+          <w:b w:val="0"/>
+          <w:i w:val="0"/>
+          <w:sz w:val="22"/>
+        </w:rPr>
+        <w:t xml:space="preserve">2. </w:t>
+      </w:r>
+      <w:r>
+        <w:rPr>
+          <w:rFonts w:ascii="Times New Roman" w:hAnsi="Times New Roman" w:eastAsia="宋体"/>
+          <w:b/>
+          <w:i w:val="0"/>
+          <w:sz w:val="22"/>
+        </w:rPr>
+        <w:t>DPO 明显更耗显存和时间</w:t>
+      </w:r>
+      <w:r>
+        <w:rPr>
+          <w:rFonts w:ascii="Times New Roman" w:hAnsi="Times New Roman" w:eastAsia="宋体"/>
+          <w:b w:val="0"/>
+          <w:i w:val="0"/>
+          <w:sz w:val="22"/>
+        </w:rPr>
+        <w:t>：每步要对 chosen、rejected 在 policy 与 reference 上各前向一次（约 4 次前向 + 2 次反向）。micro-batch2 曾冲到 11.9G，改成 micro1×累积16（全局 batch 仍 16）后稳定在 8.3G。</w:t>
+      </w:r>
+    </w:p>
+    <w:p>
+      <w:pPr>
+        <w:spacing w:line="324" w:lineRule="auto" w:after="40"/>
+        <w:ind w:left="280"/>
+      </w:pPr>
+      <w:r>
+        <w:rPr>
+          <w:rFonts w:ascii="Times New Roman" w:hAnsi="Times New Roman" w:eastAsia="宋体"/>
+          <w:b w:val="0"/>
+          <w:i w:val="0"/>
+          <w:sz w:val="22"/>
+        </w:rPr>
+        <w:t xml:space="preserve">3. </w:t>
+      </w:r>
+      <w:r>
+        <w:rPr>
+          <w:rFonts w:ascii="Times New Roman" w:hAnsi="Times New Roman" w:eastAsia="宋体"/>
+          <w:b/>
+          <w:i w:val="0"/>
+          <w:sz w:val="22"/>
+        </w:rPr>
+        <w:t>奖励分离就是"对齐在发生"</w:t>
+      </w:r>
+      <w:r>
+        <w:rPr>
+          <w:rFonts w:ascii="Times New Roman" w:hAnsi="Times New Roman" w:eastAsia="宋体"/>
+          <w:b w:val="0"/>
+          <w:i w:val="0"/>
+          <w:sz w:val="22"/>
+        </w:rPr>
+        <w:t>：chosen 奖励上升、rejected 奖励下降、margin 从 0 拉到 +2.8、偏好准确率升到 1.0。注意这是差异较明显的语言偏好任务，复杂偏好上数字会更温和；PPO/KTO/ORPO/SimPO 未实测，其资源列留空、不臆造。</w:t>
+      </w:r>
+    </w:p>
     <w:sectPr>
       <w:pgSz w:w="12240" w:h="15840"/>
       <w:pgMar w:top="1440" w:right="1800" w:bottom="1440" w:left="1800" w:header="720" w:footer="720" w:gutter="0"/>

--- a/03-peft-framework/notes/alignment.docx
+++ b/03-peft-framework/notes/alignment.docx
@@ -12,7 +12,7 @@
           <w:rFonts w:ascii="Times New Roman" w:hAnsi="Times New Roman" w:eastAsia="微软雅黑"/>
           <w:b/>
           <w:i w:val="0"/>
-          <w:color w:val="1F3964"/>
+          <w:color w:val="4E7EBA"/>
           <w:sz w:val="40"/>
         </w:rPr>
         <w:t>对齐算法选型：SFT / DPO / KTO / ORPO / SimPO / PPO 怎么选</w:t>
@@ -156,7 +156,7 @@
           <w:rFonts w:ascii="Times New Roman" w:hAnsi="Times New Roman" w:eastAsia="微软雅黑"/>
           <w:b/>
           <w:i w:val="0"/>
-          <w:color w:val="1F3964"/>
+          <w:color w:val="4E7EBA"/>
           <w:sz w:val="32"/>
         </w:rPr>
         <w:t>📖 写在前面：六种方法在一条演进线上</w:t>
@@ -273,7 +273,7 @@
           <w:rFonts w:ascii="Times New Roman" w:hAnsi="Times New Roman" w:eastAsia="微软雅黑"/>
           <w:b/>
           <w:i w:val="0"/>
-          <w:color w:val="1F3964"/>
+          <w:color w:val="4E7EBA"/>
           <w:sz w:val="32"/>
         </w:rPr>
         <w:t>0. 总览对照表（选型先看这张）</w:t>
@@ -1285,7 +1285,7 @@
           <w:rFonts w:ascii="Times New Roman" w:hAnsi="Times New Roman" w:eastAsia="微软雅黑"/>
           <w:b/>
           <w:i w:val="0"/>
-          <w:color w:val="1F3964"/>
+          <w:color w:val="4E7EBA"/>
           <w:sz w:val="32"/>
         </w:rPr>
         <w:t>1. 先回顾 DPO（后面都拿它当基准）</w:t>
@@ -1382,7 +1382,7 @@
           <w:rFonts w:ascii="Times New Roman" w:hAnsi="Times New Roman" w:eastAsia="微软雅黑"/>
           <w:b/>
           <w:i w:val="0"/>
-          <w:color w:val="1F3964"/>
+          <w:color w:val="4E7EBA"/>
           <w:sz w:val="32"/>
         </w:rPr>
         <w:t>2. KTO：把"成对偏好"降成"好/坏二元标签"</w:t>
@@ -1398,7 +1398,7 @@
           <w:rFonts w:ascii="Times New Roman" w:hAnsi="Times New Roman" w:eastAsia="微软雅黑"/>
           <w:b/>
           <w:i w:val="0"/>
-          <w:color w:val="1F3964"/>
+          <w:color w:val="4E7EBA"/>
           <w:sz w:val="27"/>
         </w:rPr>
         <w:t>2.1 解决什么痛点</w:t>
@@ -1446,7 +1446,7 @@
           <w:rFonts w:ascii="Times New Roman" w:hAnsi="Times New Roman" w:eastAsia="微软雅黑"/>
           <w:b/>
           <w:i w:val="0"/>
-          <w:color w:val="1F3964"/>
+          <w:color w:val="4E7EBA"/>
           <w:sz w:val="27"/>
         </w:rPr>
         <w:t>2.2 改动点</w:t>
@@ -1570,7 +1570,7 @@
           <w:rFonts w:ascii="Times New Roman" w:hAnsi="Times New Roman" w:eastAsia="微软雅黑"/>
           <w:b/>
           <w:i w:val="0"/>
-          <w:color w:val="1F3964"/>
+          <w:color w:val="4E7EBA"/>
           <w:sz w:val="27"/>
         </w:rPr>
         <w:t>2.3 选型建议</w:t>
@@ -1600,7 +1600,7 @@
           <w:rFonts w:ascii="Times New Roman" w:hAnsi="Times New Roman" w:eastAsia="微软雅黑"/>
           <w:b/>
           <w:i w:val="0"/>
-          <w:color w:val="1F3964"/>
+          <w:color w:val="4E7EBA"/>
           <w:sz w:val="32"/>
         </w:rPr>
         <w:t>3. ORPO：把 SFT 和偏好对齐合并成一步</w:t>
@@ -1616,7 +1616,7 @@
           <w:rFonts w:ascii="Times New Roman" w:hAnsi="Times New Roman" w:eastAsia="微软雅黑"/>
           <w:b/>
           <w:i w:val="0"/>
-          <w:color w:val="1F3964"/>
+          <w:color w:val="4E7EBA"/>
           <w:sz w:val="27"/>
         </w:rPr>
         <w:t>3.1 改动点</w:t>
@@ -1739,7 +1739,7 @@
           <w:rFonts w:ascii="Times New Roman" w:hAnsi="Times New Roman" w:eastAsia="微软雅黑"/>
           <w:b/>
           <w:i w:val="0"/>
-          <w:color w:val="1F3964"/>
+          <w:color w:val="4E7EBA"/>
           <w:sz w:val="27"/>
         </w:rPr>
         <w:t>3.2 优缺点</w:t>
@@ -1821,7 +1821,7 @@
           <w:rFonts w:ascii="Times New Roman" w:hAnsi="Times New Roman" w:eastAsia="微软雅黑"/>
           <w:b/>
           <w:i w:val="0"/>
-          <w:color w:val="1F3964"/>
+          <w:color w:val="4E7EBA"/>
           <w:sz w:val="32"/>
         </w:rPr>
         <w:t>4. SimPO：去掉 reference 模型的 DPO</w:t>
@@ -1837,7 +1837,7 @@
           <w:rFonts w:ascii="Times New Roman" w:hAnsi="Times New Roman" w:eastAsia="微软雅黑"/>
           <w:b/>
           <w:i w:val="0"/>
-          <w:color w:val="1F3964"/>
+          <w:color w:val="4E7EBA"/>
           <w:sz w:val="27"/>
         </w:rPr>
         <w:t>4.1 改动点</w:t>
@@ -2021,7 +2021,7 @@
           <w:rFonts w:ascii="Times New Roman" w:hAnsi="Times New Roman" w:eastAsia="微软雅黑"/>
           <w:b/>
           <w:i w:val="0"/>
-          <w:color w:val="1F3964"/>
+          <w:color w:val="4E7EBA"/>
           <w:sz w:val="27"/>
         </w:rPr>
         <w:t>4.2 与 DPO 的取舍</w:t>
@@ -2060,7 +2060,7 @@
           <w:rFonts w:ascii="Times New Roman" w:hAnsi="Times New Roman" w:eastAsia="微软雅黑"/>
           <w:b/>
           <w:i w:val="0"/>
-          <w:color w:val="1F3964"/>
+          <w:color w:val="4E7EBA"/>
           <w:sz w:val="32"/>
         </w:rPr>
         <w:t>5. PPO 与 GRPO：在线强化这一路</w:t>
@@ -2239,7 +2239,7 @@
           <w:rFonts w:ascii="Times New Roman" w:hAnsi="Times New Roman" w:eastAsia="微软雅黑"/>
           <w:b/>
           <w:i w:val="0"/>
-          <w:color w:val="1F3964"/>
+          <w:color w:val="4E7EBA"/>
           <w:sz w:val="32"/>
         </w:rPr>
         <w:t>6. 偏好数据怎么构造（所有离线方法的共同前提）</w:t>
@@ -2594,7 +2594,7 @@
           <w:rFonts w:ascii="Times New Roman" w:hAnsi="Times New Roman" w:eastAsia="微软雅黑"/>
           <w:b/>
           <w:i w:val="0"/>
-          <w:color w:val="1F3964"/>
+          <w:color w:val="4E7EBA"/>
           <w:sz w:val="32"/>
         </w:rPr>
         <w:t>7. 在 LLaMA-Factory 里怎么配（最小差异对照）</w:t>
@@ -2937,7 +2937,7 @@
           <w:rFonts w:ascii="Times New Roman" w:hAnsi="Times New Roman" w:eastAsia="微软雅黑"/>
           <w:b/>
           <w:i w:val="0"/>
-          <w:color w:val="1F3964"/>
+          <w:color w:val="4E7EBA"/>
           <w:sz w:val="32"/>
         </w:rPr>
         <w:t>8. 一分钟选型决策</w:t>
@@ -3084,7 +3084,7 @@
           <w:rFonts w:ascii="Times New Roman" w:hAnsi="Times New Roman" w:eastAsia="微软雅黑"/>
           <w:b/>
           <w:i w:val="0"/>
-          <w:color w:val="1F3964"/>
+          <w:color w:val="4E7EBA"/>
           <w:sz w:val="32"/>
         </w:rPr>
         <w:t>9. 实测对照：SFT vs DPO（本仓库已复现）</w:t>
@@ -4132,7 +4132,7 @@
       <w:rFonts w:asciiTheme="majorHAnsi" w:eastAsiaTheme="majorEastAsia" w:hAnsiTheme="majorHAnsi" w:cstheme="majorBidi" w:eastAsia="微软雅黑"/>
       <w:b/>
       <w:bCs/>
-      <w:color w:val="365F91" w:themeColor="accent1" w:themeShade="BF"/>
+      <w:color w:val="4E7EBA"/>
       <w:sz w:val="28"/>
       <w:szCs w:val="28"/>
     </w:rPr>
@@ -4156,7 +4156,7 @@
       <w:rFonts w:asciiTheme="majorHAnsi" w:eastAsiaTheme="majorEastAsia" w:hAnsiTheme="majorHAnsi" w:cstheme="majorBidi" w:eastAsia="微软雅黑"/>
       <w:b/>
       <w:bCs/>
-      <w:color w:val="4F81BD" w:themeColor="accent1"/>
+      <w:color w:val="4E7EBA"/>
       <w:sz w:val="26"/>
       <w:szCs w:val="26"/>
     </w:rPr>
@@ -4180,7 +4180,7 @@
       <w:rFonts w:asciiTheme="majorHAnsi" w:eastAsiaTheme="majorEastAsia" w:hAnsiTheme="majorHAnsi" w:cstheme="majorBidi" w:eastAsia="微软雅黑"/>
       <w:b/>
       <w:bCs/>
-      <w:color w:val="4F81BD" w:themeColor="accent1"/>
+      <w:color w:val="4E7EBA"/>
     </w:rPr>
   </w:style>
   <w:style w:type="paragraph" w:styleId="Heading4">
@@ -4205,7 +4205,7 @@
       <w:bCs/>
       <w:i/>
       <w:iCs/>
-      <w:color w:val="4F81BD" w:themeColor="accent1"/>
+      <w:color w:val="4E7EBA"/>
     </w:rPr>
   </w:style>
   <w:style w:type="paragraph" w:styleId="Heading5">
